--- a/mon/toan/khbd/lop10/KHBD_Bai3_BPT_BacNhatHaiAn_Toan10_v2.docx
+++ b/mon/toan/khbd/lop10/KHBD_Bai3_BPT_BacNhatHaiAn_Toan10_v2.docx
@@ -43,35 +43,31 @@
                 <w:i/>
                 <w:iCs/>
               </w:rPr>
-              <w:t xml:space="preserve">Ngày </w:t>
+              <w:t>Ngày …… tháng …… năm ……</w:t>
             </w:r>
             <w:r>
               <w:rPr>
                 <w:i/>
                 <w:iCs/>
               </w:rPr>
-              <w:t xml:space="preserve">19 </w:t>
             </w:r>
             <w:r>
               <w:rPr>
                 <w:i/>
                 <w:iCs/>
               </w:rPr>
-              <w:t xml:space="preserve">tháng </w:t>
             </w:r>
             <w:r>
               <w:rPr>
                 <w:i/>
                 <w:iCs/>
               </w:rPr>
-              <w:t>10</w:t>
             </w:r>
             <w:r>
               <w:rPr>
                 <w:i/>
                 <w:iCs/>
               </w:rPr>
-              <w:t xml:space="preserve"> năm 2026</w:t>
             </w:r>
           </w:p>
         </w:tc>
@@ -94,11 +90,9 @@
                 <w:i/>
                 <w:iCs/>
               </w:rPr>
-              <w:t xml:space="preserve">Họ và tên giáo viên: </w:t>
-            </w:r>
-            <w:r>
-              <w:t>TRƯƠNG TỬ TRANG</w:t>
-            </w:r>
+              <w:t>Họ và tên giáo viên: ……………………………</w:t>
+            </w:r>
+            <w:r/>
           </w:p>
           <w:p>
             <w:pPr>
@@ -9168,52 +9162,53 @@
     </w:p>
     <w:p>
       <w:pPr>
-        <w:keepLines/>
-        <w:spacing w:before="60" w:after="60"/>
         <w:jc w:val="center"/>
       </w:pPr>
       <w:r>
-        <w:rPr>
-          <w:noProof/>
-        </w:rPr>
         <w:drawing>
-          <wp:inline distT="0" distB="0" distL="0" distR="0" wp14:anchorId="20565B99" wp14:editId="69CDA063">
-            <wp:extent cx="6505865" cy="4304714"/>
-            <wp:effectExtent l="0" t="0" r="9525" b="635"/>
-            <wp:docPr id="562312953" name="Picture 562312953"/>
+          <wp:inline xmlns:a="http://schemas.openxmlformats.org/drawingml/2006/main" xmlns:pic="http://schemas.openxmlformats.org/drawingml/2006/picture">
+            <wp:extent cx="5940000" cy="3335425"/>
+            <wp:docPr id="2078403471" name="Picture 2078403471"/>
             <wp:cNvGraphicFramePr>
-              <a:graphicFrameLocks xmlns:a="http://schemas.openxmlformats.org/drawingml/2006/main" noChangeAspect="1"/>
+              <a:graphicFrameLocks noChangeAspect="1"/>
             </wp:cNvGraphicFramePr>
-            <a:graphic xmlns:a="http://schemas.openxmlformats.org/drawingml/2006/main">
+            <a:graphic>
               <a:graphicData uri="http://schemas.openxmlformats.org/drawingml/2006/picture">
-                <pic:pic xmlns:pic="http://schemas.openxmlformats.org/drawingml/2006/picture">
+                <pic:pic>
                   <pic:nvPicPr>
-                    <pic:cNvPr id="0" name=""/>
-                    <pic:cNvPicPr>
-                      <a:picLocks noChangeAspect="1" noChangeArrowheads="1"/>
-                    </pic:cNvPicPr>
+                    <pic:cNvPr id="0" name="image.png"/>
+                    <pic:cNvPicPr/>
                   </pic:nvPicPr>
                   <pic:blipFill>
-                    <a:blip r:embed="rId17"/>
-                    <a:srcRect/>
+                    <a:blip r:embed="rId30"/>
                     <a:stretch>
                       <a:fillRect/>
                     </a:stretch>
                   </pic:blipFill>
-                  <pic:spPr bwMode="auto">
+                  <pic:spPr>
                     <a:xfrm>
                       <a:off x="0" y="0"/>
-                      <a:ext cx="6520313" cy="4314274"/>
+                      <a:ext cx="5940000" cy="3335425"/>
                     </a:xfrm>
-                    <a:prstGeom prst="rect">
-                      <a:avLst/>
-                    </a:prstGeom>
+                    <a:prstGeom prst="rect"/>
                   </pic:spPr>
                 </pic:pic>
               </a:graphicData>
             </a:graphic>
           </wp:inline>
         </w:drawing>
+      </w:r>
+    </w:p>
+    <w:p>
+      <w:pPr>
+        <w:jc w:val="center"/>
+      </w:pPr>
+      <w:r>
+        <w:rPr>
+          <w:i/>
+          <w:sz w:val="20"/>
+        </w:rPr>
+        <w:t>Sơ đồ tư duy – BPT bậc nhất hai ẩn (TTT biên soạn theo SGK)</w:t>
       </w:r>
     </w:p>
     <w:p>
@@ -10753,7 +10748,7 @@
         <w:t>Câu 7 (Vận dụng – thực tiễn).</w:t>
       </w:r>
       <w:r>
-        <w:t xml:space="preserve"> Bác Ba ở xã Vĩnh Thạnh cần mua phân bón cho vườn cà phê gồm phân NPK giá 15 nghìn đồng/kg và phân hữu cơ vi sinh giá 5 nghìn đồng/kg. Số tiền mua phân bón không quá 3 triệu đồng. Gọi </w:t>
+        <w:t xml:space="preserve"> Bác Ba ở xã địa phương cần mua phân bón cho vườn cà phê gồm phân NPK giá 15 nghìn đồng/kg và phân hữu cơ vi sinh giá 5 nghìn đồng/kg. Số tiền mua phân bón không quá 3 triệu đồng. Gọi </w:t>
       </w:r>
       <m:oMath>
         <m:r>
@@ -17919,240 +17914,11 @@
         </w:tc>
       </w:tr>
     </w:tbl>
-    <w:p/>
-    <w:tbl>
-      <w:tblPr>
-        <w:tblW w:w="10200" w:type="dxa"/>
-        <w:tblCellMar>
-          <w:left w:w="10" w:type="dxa"/>
-          <w:right w:w="10" w:type="dxa"/>
-        </w:tblCellMar>
-        <w:tblLook w:val="04A0" w:firstRow="1" w:lastRow="0" w:firstColumn="1" w:lastColumn="0" w:noHBand="0" w:noVBand="1"/>
-      </w:tblPr>
-      <w:tblGrid>
-        <w:gridCol w:w="5100"/>
-        <w:gridCol w:w="5100"/>
-      </w:tblGrid>
-      <w:tr>
-        <w:trPr>
-          <w:cantSplit/>
-        </w:trPr>
-        <w:tc>
-          <w:tcPr>
-            <w:tcW w:w="5100" w:type="dxa"/>
-          </w:tcPr>
-          <w:p>
-            <w:pPr>
-              <w:keepNext/>
-              <w:keepLines/>
-              <w:jc w:val="center"/>
-            </w:pPr>
-            <w:r>
-              <w:rPr>
-                <w:b/>
-                <w:bCs/>
-              </w:rPr>
-              <w:t>TỔ PHÓ CHUYÊN MÔN</w:t>
-            </w:r>
-          </w:p>
-          <w:p>
-            <w:pPr>
-              <w:keepNext/>
-              <w:keepLines/>
-              <w:jc w:val="center"/>
-            </w:pPr>
-          </w:p>
-          <w:p>
-            <w:pPr>
-              <w:keepNext/>
-              <w:keepLines/>
-              <w:jc w:val="center"/>
-            </w:pPr>
-          </w:p>
-          <w:p>
-            <w:pPr>
-              <w:keepNext/>
-              <w:keepLines/>
-              <w:jc w:val="center"/>
-            </w:pPr>
-          </w:p>
-          <w:p>
-            <w:pPr>
-              <w:keepNext/>
-              <w:keepLines/>
-              <w:jc w:val="center"/>
-            </w:pPr>
-          </w:p>
-          <w:p>
-            <w:pPr>
-              <w:keepNext/>
-              <w:keepLines/>
-              <w:jc w:val="center"/>
-            </w:pPr>
-          </w:p>
-          <w:p>
-            <w:pPr>
-              <w:keepNext/>
-              <w:keepLines/>
-              <w:jc w:val="center"/>
-            </w:pPr>
-            <w:r>
-              <w:rPr>
-                <w:b/>
-                <w:bCs/>
-              </w:rPr>
-              <w:t>Hứa Văn Mỹ Vương</w:t>
-            </w:r>
-          </w:p>
-        </w:tc>
-        <w:tc>
-          <w:tcPr>
-            <w:tcW w:w="5100" w:type="dxa"/>
-          </w:tcPr>
-          <w:p>
-            <w:pPr>
-              <w:keepNext/>
-              <w:keepLines/>
-              <w:jc w:val="center"/>
-            </w:pPr>
-            <w:r>
-              <w:rPr>
-                <w:b/>
-                <w:bCs/>
-              </w:rPr>
-              <w:t>Người soạn</w:t>
-            </w:r>
-          </w:p>
-          <w:p>
-            <w:pPr>
-              <w:keepNext/>
-              <w:keepLines/>
-              <w:jc w:val="center"/>
-            </w:pPr>
-          </w:p>
-          <w:p>
-            <w:pPr>
-              <w:keepNext/>
-              <w:keepLines/>
-              <w:jc w:val="center"/>
-            </w:pPr>
-          </w:p>
-          <w:p>
-            <w:pPr>
-              <w:keepNext/>
-              <w:keepLines/>
-              <w:jc w:val="center"/>
-            </w:pPr>
-          </w:p>
-          <w:p>
-            <w:pPr>
-              <w:keepNext/>
-              <w:keepLines/>
-              <w:jc w:val="center"/>
-            </w:pPr>
-          </w:p>
-          <w:p>
-            <w:pPr>
-              <w:keepNext/>
-              <w:keepLines/>
-              <w:jc w:val="center"/>
-            </w:pPr>
-          </w:p>
-          <w:p>
-            <w:pPr>
-              <w:keepNext/>
-              <w:keepLines/>
-              <w:jc w:val="center"/>
-            </w:pPr>
-            <w:r>
-              <w:rPr>
-                <w:b/>
-                <w:bCs/>
-              </w:rPr>
-              <w:t>Trương Tử Trang</w:t>
-            </w:r>
-          </w:p>
-        </w:tc>
-      </w:tr>
-    </w:tbl>
-    <w:p>
-      <w:pPr>
-        <w:keepNext/>
-      </w:pPr>
-    </w:p>
-    <w:p>
-      <w:pPr>
-        <w:keepNext/>
-        <w:keepLines/>
-        <w:jc w:val="center"/>
-      </w:pPr>
-      <w:r>
-        <w:rPr>
-          <w:b/>
-          <w:bCs/>
-        </w:rPr>
-        <w:t>KIỂM TRA CỦA LÃNH ĐẠO</w:t>
-      </w:r>
-    </w:p>
-    <w:p>
-      <w:pPr>
-        <w:keepNext/>
-        <w:keepLines/>
-        <w:jc w:val="center"/>
-      </w:pPr>
-      <w:r>
-        <w:rPr>
-          <w:b/>
-          <w:bCs/>
-        </w:rPr>
-        <w:t>PHÓ HIỆU TRƯỞNG</w:t>
-      </w:r>
-    </w:p>
-    <w:p>
-      <w:pPr>
-        <w:keepNext/>
-        <w:keepLines/>
-        <w:jc w:val="center"/>
-      </w:pPr>
-    </w:p>
-    <w:p>
-      <w:pPr>
-        <w:keepNext/>
-        <w:keepLines/>
-        <w:jc w:val="center"/>
-      </w:pPr>
-    </w:p>
-    <w:p>
-      <w:pPr>
-        <w:keepNext/>
-        <w:keepLines/>
-        <w:jc w:val="center"/>
-      </w:pPr>
-    </w:p>
-    <w:p>
-      <w:pPr>
-        <w:keepNext/>
-        <w:keepLines/>
-        <w:jc w:val="center"/>
-      </w:pPr>
-    </w:p>
-    <w:p>
-      <w:pPr>
-        <w:keepNext/>
-        <w:keepLines/>
-        <w:jc w:val="center"/>
-      </w:pPr>
-      <w:r>
-        <w:rPr>
-          <w:b/>
-          <w:bCs/>
-        </w:rPr>
-        <w:t>Bùi Xuân Thanh</w:t>
-      </w:r>
-    </w:p>
     <w:sectPr>
       <w:headerReference w:type="default" r:id="rId24"/>
       <w:footerReference w:type="default" r:id="rId25"/>
+      <w:headerReference w:type="first" r:id="rId28"/>
+      <w:footerReference w:type="first" r:id="rId29"/>
       <w:pgSz w:w="11906" w:h="16838"/>
       <w:pgMar w:top="851" w:right="851" w:bottom="851" w:left="851" w:header="454" w:footer="454" w:gutter="0"/>
       <w:cols w:space="720"/>
@@ -18203,7 +17969,7 @@
         <w:sz w:val="22"/>
         <w:szCs w:val="22"/>
       </w:rPr>
-      <w:t>GV: Trương Tử Trang</w:t>
+      <w:t>GV: TTT</w:t>
     </w:r>
     <w:r>
       <w:rPr>
@@ -18282,6 +18048,16 @@
 </w:ftr>
 </file>
 
+<file path=word/footer2.xml><?xml version="1.0" encoding="utf-8"?>
+<w:ftr xmlns:m="http://schemas.openxmlformats.org/officeDocument/2006/math" xmlns:mc="http://schemas.openxmlformats.org/markup-compatibility/2006" xmlns:mo="http://schemas.microsoft.com/office/mac/office/2008/main" xmlns:mv="urn:schemas-microsoft-com:mac:vml" xmlns:o="urn:schemas-microsoft-com:office:office" xmlns:r="http://schemas.openxmlformats.org/officeDocument/2006/relationships" xmlns:v="urn:schemas-microsoft-com:vml" xmlns:w10="urn:schemas-microsoft-com:office:word" xmlns:w14="http://schemas.microsoft.com/office/word/2010/wordml" xmlns:w="http://schemas.openxmlformats.org/wordprocessingml/2006/main" xmlns:wne="http://schemas.microsoft.com/office/word/2006/wordml" xmlns:wp14="http://schemas.microsoft.com/office/word/2010/wordprocessingDrawing" xmlns:wp="http://schemas.openxmlformats.org/drawingml/2006/wordprocessingDrawing" xmlns:wpc="http://schemas.microsoft.com/office/word/2010/wordprocessingCanvas" xmlns:wpg="http://schemas.microsoft.com/office/word/2010/wordprocessingGroup" xmlns:wpi="http://schemas.microsoft.com/office/word/2010/wordprocessingInk" xmlns:wps="http://schemas.microsoft.com/office/word/2010/wordprocessingShape" mc:Ignorable="w14 wp14">
+  <w:p>
+    <w:pPr>
+      <w:pStyle w:val="Footer"/>
+    </w:pPr>
+  </w:p>
+</w:ftr>
+</file>
+
 <file path=word/footnotes.xml><?xml version="1.0" encoding="utf-8"?>
 <w:footnotes xmlns:wpc="http://schemas.microsoft.com/office/word/2010/wordprocessingCanvas" xmlns:cx="http://schemas.microsoft.com/office/drawing/2014/chartex" xmlns:cx1="http://schemas.microsoft.com/office/drawing/2015/9/8/chartex" xmlns:cx2="http://schemas.microsoft.com/office/drawing/2015/10/21/chartex" xmlns:cx3="http://schemas.microsoft.com/office/drawing/2016/5/9/chartex" xmlns:cx4="http://schemas.microsoft.com/office/drawing/2016/5/10/chartex" xmlns:cx5="http://schemas.microsoft.com/office/drawing/2016/5/11/chartex" xmlns:cx6="http://schemas.microsoft.com/office/drawing/2016/5/12/chartex" xmlns:cx7="http://schemas.microsoft.com/office/drawing/2016/5/13/chartex" xmlns:cx8="http://schemas.microsoft.com/office/drawing/2016/5/14/chartex" xmlns:mc="http://schemas.openxmlformats.org/markup-compatibility/2006" xmlns:aink="http://schemas.microsoft.com/office/drawing/2016/ink" xmlns:am3d="http://schemas.microsoft.com/office/drawing/2017/model3d" xmlns:o="urn:schemas-microsoft-com:office:office" xmlns:oel="http://schemas.microsoft.com/office/2019/extlst" xmlns:r="http://schemas.openxmlformats.org/officeDocument/2006/relationships" xmlns:m="http://schemas.openxmlformats.org/officeDocument/2006/math" xmlns:v="urn:schemas-microsoft-com:vml" xmlns:wp14="http://schemas.microsoft.com/office/word/2010/wordprocessingDrawing" xmlns:wp="http://schemas.openxmlformats.org/drawingml/2006/wordprocessingDrawing" xmlns:w10="urn:schemas-microsoft-com:office:word" xmlns:w="http://schemas.openxmlformats.org/wordprocessingml/2006/main" xmlns:w14="http://schemas.microsoft.com/office/word/2010/wordml" xmlns:w15="http://schemas.microsoft.com/office/word/2012/wordml" xmlns:w16cex="http://schemas.microsoft.com/office/word/2018/wordml/cex" xmlns:w16cid="http://schemas.microsoft.com/office/word/2016/wordml/cid" xmlns:w16="http://schemas.microsoft.com/office/word/2018/wordml" xmlns:w16du="http://schemas.microsoft.com/office/word/2023/wordml/word16du" xmlns:w16sdtdh="http://schemas.microsoft.com/office/word/2020/wordml/sdtdatahash" xmlns:w16sdtfl="http://schemas.microsoft.com/office/word/2024/wordml/sdtformatlock" xmlns:w16se="http://schemas.microsoft.com/office/word/2015/wordml/symex" xmlns:wpg="http://schemas.microsoft.com/office/word/2010/wordprocessingGroup" xmlns:wpi="http://schemas.microsoft.com/office/word/2010/wordprocessingInk" xmlns:wne="http://schemas.microsoft.com/office/word/2006/wordml" xmlns:wps="http://schemas.microsoft.com/office/word/2010/wordprocessingShape" mc:Ignorable="w14 w15 w16se w16cid w16 w16cex w16sdtdh w16sdtfl w16du wp14">
   <w:footnote w:type="separator" w:id="-1">
@@ -18338,6 +18114,16 @@
       <w:tab/>
       <w:t>Năm học 2026-2027</w:t>
     </w:r>
+  </w:p>
+</w:hdr>
+</file>
+
+<file path=word/header2.xml><?xml version="1.0" encoding="utf-8"?>
+<w:hdr xmlns:m="http://schemas.openxmlformats.org/officeDocument/2006/math" xmlns:mc="http://schemas.openxmlformats.org/markup-compatibility/2006" xmlns:mo="http://schemas.microsoft.com/office/mac/office/2008/main" xmlns:mv="urn:schemas-microsoft-com:mac:vml" xmlns:o="urn:schemas-microsoft-com:office:office" xmlns:r="http://schemas.openxmlformats.org/officeDocument/2006/relationships" xmlns:v="urn:schemas-microsoft-com:vml" xmlns:w10="urn:schemas-microsoft-com:office:word" xmlns:w14="http://schemas.microsoft.com/office/word/2010/wordml" xmlns:w="http://schemas.openxmlformats.org/wordprocessingml/2006/main" xmlns:wne="http://schemas.microsoft.com/office/word/2006/wordml" xmlns:wp14="http://schemas.microsoft.com/office/word/2010/wordprocessingDrawing" xmlns:wp="http://schemas.openxmlformats.org/drawingml/2006/wordprocessingDrawing" xmlns:wpc="http://schemas.microsoft.com/office/word/2010/wordprocessingCanvas" xmlns:wpg="http://schemas.microsoft.com/office/word/2010/wordprocessingGroup" xmlns:wpi="http://schemas.microsoft.com/office/word/2010/wordprocessingInk" xmlns:wps="http://schemas.microsoft.com/office/word/2010/wordprocessingShape" mc:Ignorable="w14 wp14">
+  <w:p>
+    <w:pPr>
+      <w:pStyle w:val="Header"/>
+    </w:pPr>
   </w:p>
 </w:hdr>
 </file>

--- a/mon/toan/khbd/lop10/KHBD_Bai3_BPT_BacNhatHaiAn_Toan10_v2.docx
+++ b/mon/toan/khbd/lop10/KHBD_Bai3_BPT_BacNhatHaiAn_Toan10_v2.docx
@@ -122,8 +122,8 @@
           <w:b/>
           <w:bCs/>
           <w:color w:val="FF0000"/>
-          <w:sz w:val="28"/>
-          <w:szCs w:val="28"/>
+          <w:sz w:val="24"/>
+          <w:szCs w:val="24"/>
         </w:rPr>
         <w:t>KẾ HOẠCH BÀI DẠY MÔN TOÁN LỚP 10</w:t>
       </w:r>
@@ -9206,7 +9206,7 @@
       <w:r>
         <w:rPr>
           <w:i/>
-          <w:sz w:val="20"/>
+          <w:sz w:val="24"/>
         </w:rPr>
         <w:t>Sơ đồ tư duy – BPT bậc nhất hai ẩn (TTT biên soạn theo SGK)</w:t>
       </w:r>
@@ -9336,8 +9336,8 @@
                 <w:b/>
                 <w:bCs/>
                 <w:color w:val="1F9E92"/>
-                <w:sz w:val="28"/>
-                <w:szCs w:val="28"/>
+                <w:sz w:val="24"/>
+                <w:szCs w:val="24"/>
               </w:rPr>
               <w:t>BÀI TRẮC NGHIỆM CỦNG CỐ ONLINE – BÀI 3</w:t>
             </w:r>
@@ -17966,8 +17966,8 @@
         <w:i/>
         <w:iCs/>
         <w:color w:val="404040"/>
-        <w:sz w:val="22"/>
-        <w:szCs w:val="22"/>
+        <w:sz w:val="24"/>
+        <w:szCs w:val="24"/>
       </w:rPr>
       <w:t>GV: TTT</w:t>
     </w:r>
@@ -17978,8 +17978,8 @@
         <w:i/>
         <w:iCs/>
         <w:color w:val="404040"/>
-        <w:sz w:val="22"/>
-        <w:szCs w:val="22"/>
+        <w:sz w:val="24"/>
+        <w:szCs w:val="24"/>
       </w:rPr>
       <w:tab/>
       <w:t xml:space="preserve">Trang </w:t>
@@ -17991,8 +17991,8 @@
         <w:i/>
         <w:iCs/>
         <w:color w:val="404040"/>
-        <w:sz w:val="22"/>
-        <w:szCs w:val="22"/>
+        <w:sz w:val="24"/>
+        <w:szCs w:val="24"/>
       </w:rPr>
       <w:fldChar w:fldCharType="begin"/>
     </w:r>
@@ -18003,8 +18003,8 @@
         <w:i/>
         <w:iCs/>
         <w:color w:val="404040"/>
-        <w:sz w:val="22"/>
-        <w:szCs w:val="22"/>
+        <w:sz w:val="24"/>
+        <w:szCs w:val="24"/>
       </w:rPr>
       <w:instrText xml:space="preserve"> PAGE </w:instrText>
     </w:r>
@@ -18015,8 +18015,8 @@
         <w:i/>
         <w:iCs/>
         <w:color w:val="404040"/>
-        <w:sz w:val="22"/>
-        <w:szCs w:val="22"/>
+        <w:sz w:val="24"/>
+        <w:szCs w:val="24"/>
       </w:rPr>
       <w:fldChar w:fldCharType="separate"/>
     </w:r>
@@ -18027,8 +18027,8 @@
         <w:i/>
         <w:iCs/>
         <w:color w:val="404040"/>
-        <w:sz w:val="22"/>
-        <w:szCs w:val="22"/>
+        <w:sz w:val="24"/>
+        <w:szCs w:val="24"/>
       </w:rPr>
       <w:t>1</w:t>
     </w:r>
@@ -18039,8 +18039,8 @@
         <w:i/>
         <w:iCs/>
         <w:color w:val="404040"/>
-        <w:sz w:val="22"/>
-        <w:szCs w:val="22"/>
+        <w:sz w:val="24"/>
+        <w:szCs w:val="24"/>
       </w:rPr>
       <w:fldChar w:fldCharType="end"/>
     </w:r>
@@ -18096,8 +18096,8 @@
         <w:i/>
         <w:iCs/>
         <w:color w:val="404040"/>
-        <w:sz w:val="22"/>
-        <w:szCs w:val="22"/>
+        <w:sz w:val="24"/>
+        <w:szCs w:val="24"/>
       </w:rPr>
       <w:t>KHBD-TOÁN10</w:t>
     </w:r>
@@ -18108,8 +18108,8 @@
         <w:i/>
         <w:iCs/>
         <w:color w:val="404040"/>
-        <w:sz w:val="22"/>
-        <w:szCs w:val="22"/>
+        <w:sz w:val="24"/>
+        <w:szCs w:val="24"/>
       </w:rPr>
       <w:tab/>
       <w:t>Năm học 2026-2027</w:t>
@@ -18404,10 +18404,10 @@
   <w:docDefaults>
     <w:rPrDefault>
       <w:rPr>
-        <w:rFonts w:ascii="Times New Roman" w:eastAsia="Times New Roman" w:hAnsi="Times New Roman" w:cs="Times New Roman"/>
-        <w:sz w:val="26"/>
-        <w:szCs w:val="26"/>
+        <w:rFonts w:ascii="Times New Roman" w:hAnsi="Times New Roman" w:eastAsia="Times New Roman" w:cs="Times New Roman"/>
         <w:lang w:val="en-GB" w:eastAsia="en-GB" w:bidi="ar-SA"/>
+        <w:sz w:val="24"/>
+        <w:szCs w:val="24"/>
       </w:rPr>
     </w:rPrDefault>
     <w:pPrDefault/>
@@ -18803,8 +18803,8 @@
     </w:pPr>
     <w:rPr>
       <w:color w:val="2E74B5"/>
-      <w:sz w:val="32"/>
-      <w:szCs w:val="32"/>
+      <w:sz w:val="24"/>
+      <w:szCs w:val="24"/>
     </w:rPr>
   </w:style>
   <w:style w:type="paragraph" w:styleId="Heading2">
@@ -18908,8 +18908,8 @@
     <w:uiPriority w:val="10"/>
     <w:qFormat/>
     <w:rPr>
-      <w:sz w:val="56"/>
-      <w:szCs w:val="56"/>
+      <w:sz w:val="24"/>
+      <w:szCs w:val="24"/>
     </w:rPr>
   </w:style>
   <w:style w:type="paragraph" w:customStyle="1" w:styleId="Strong1">
@@ -18949,8 +18949,8 @@
     <w:semiHidden/>
     <w:unhideWhenUsed/>
     <w:rPr>
-      <w:sz w:val="20"/>
-      <w:szCs w:val="20"/>
+      <w:sz w:val="24"/>
+      <w:szCs w:val="24"/>
     </w:rPr>
   </w:style>
   <w:style w:type="character" w:customStyle="1" w:styleId="FootnoteTextChar">
@@ -18960,8 +18960,8 @@
     <w:semiHidden/>
     <w:unhideWhenUsed/>
     <w:rPr>
-      <w:sz w:val="20"/>
-      <w:szCs w:val="20"/>
+      <w:sz w:val="24"/>
+      <w:szCs w:val="24"/>
     </w:rPr>
   </w:style>
   <w:style w:type="character" w:styleId="EndnoteReference">
@@ -18980,8 +18980,8 @@
     <w:semiHidden/>
     <w:unhideWhenUsed/>
     <w:rPr>
-      <w:sz w:val="20"/>
-      <w:szCs w:val="20"/>
+      <w:sz w:val="24"/>
+      <w:szCs w:val="24"/>
     </w:rPr>
   </w:style>
   <w:style w:type="character" w:customStyle="1" w:styleId="EndnoteTextChar">
@@ -18991,8 +18991,8 @@
     <w:semiHidden/>
     <w:unhideWhenUsed/>
     <w:rPr>
-      <w:sz w:val="20"/>
-      <w:szCs w:val="20"/>
+      <w:sz w:val="24"/>
+      <w:szCs w:val="24"/>
     </w:rPr>
   </w:style>
 </w:styles>
